--- a/referencias/GUIONES/Guion_Dia9_La_Decision.docx
+++ b/referencias/GUIONES/Guion_Dia9_La_Decision.docx
@@ -178,26 +178,26 @@
         </w:trPr>
         <w:tc>
           <w:tcPr>
-            <w:shd w:fill="0a0e14" w:val="clear"/>
+            <w:vAlign w:val="center"/>
+            <w:shd w:fill="0F172A"/>
             <w:tcMar>
-              <w:top w:w="70.0" w:type="dxa"/>
-              <w:left w:w="110.0" w:type="dxa"/>
-              <w:bottom w:w="70.0" w:type="dxa"/>
-              <w:right w:w="110.0" w:type="dxa"/>
+              <w:top w:w="160" w:type="dxa"/>
+              <w:bottom w:w="160" w:type="dxa"/>
+              <w:left w:w="200" w:type="dxa"/>
+              <w:right w:w="200" w:type="dxa"/>
             </w:tcMar>
-            <w:vAlign w:val="center"/>
           </w:tcPr>
           <w:p>
             <w:pPr>
-              <w:spacing w:after="0" w:lineRule="auto"/>
+              <w:spacing w:after="80" w:lineRule="auto" w:before="80"/>
               <w:rPr/>
             </w:pPr>
             <w:r>
               <w:rPr>
                 <w:rFonts w:ascii="Arial" w:cs="Arial" w:eastAsia="Arial" w:hAnsi="Arial"/>
-                <w:b w:val="1"/>
+                <w:b/>
                 <w:bCs w:val="1"/>
-                <w:color w:val="ffffff"/>
+                <w:color w:val="FFFFFF"/>
                 <w:sz w:val="18"/>
                 <w:szCs w:val="18"/>
                 <w:rtl w:val="0"/>
@@ -206,6 +206,8 @@
             </w:r>
             <w:r>
               <w:rPr>
+                <w:b/>
+                <w:color w:val="FFFFFF"/>
                 <w:rtl w:val="0"/>
               </w:rPr>
             </w:r>
@@ -213,26 +215,26 @@
         </w:tc>
         <w:tc>
           <w:tcPr>
-            <w:shd w:fill="0a0e14" w:val="clear"/>
+            <w:vAlign w:val="center"/>
+            <w:shd w:fill="0F172A"/>
             <w:tcMar>
-              <w:top w:w="70.0" w:type="dxa"/>
-              <w:left w:w="110.0" w:type="dxa"/>
-              <w:bottom w:w="70.0" w:type="dxa"/>
-              <w:right w:w="110.0" w:type="dxa"/>
+              <w:top w:w="160" w:type="dxa"/>
+              <w:bottom w:w="160" w:type="dxa"/>
+              <w:left w:w="200" w:type="dxa"/>
+              <w:right w:w="200" w:type="dxa"/>
             </w:tcMar>
-            <w:vAlign w:val="center"/>
           </w:tcPr>
           <w:p>
             <w:pPr>
-              <w:spacing w:after="0" w:lineRule="auto"/>
+              <w:spacing w:after="80" w:lineRule="auto" w:before="80"/>
               <w:rPr/>
             </w:pPr>
             <w:r>
               <w:rPr>
                 <w:rFonts w:ascii="Arial" w:cs="Arial" w:eastAsia="Arial" w:hAnsi="Arial"/>
-                <w:b w:val="1"/>
+                <w:b/>
                 <w:bCs w:val="1"/>
-                <w:color w:val="ffffff"/>
+                <w:color w:val="FFFFFF"/>
                 <w:sz w:val="18"/>
                 <w:szCs w:val="18"/>
                 <w:rtl w:val="0"/>
@@ -241,6 +243,8 @@
             </w:r>
             <w:r>
               <w:rPr>
+                <w:b/>
+                <w:color w:val="FFFFFF"/>
                 <w:rtl w:val="0"/>
               </w:rPr>
             </w:r>
@@ -248,26 +252,26 @@
         </w:tc>
         <w:tc>
           <w:tcPr>
-            <w:shd w:fill="0a0e14" w:val="clear"/>
+            <w:vAlign w:val="center"/>
+            <w:shd w:fill="0F172A"/>
             <w:tcMar>
-              <w:top w:w="70.0" w:type="dxa"/>
-              <w:left w:w="110.0" w:type="dxa"/>
-              <w:bottom w:w="70.0" w:type="dxa"/>
-              <w:right w:w="110.0" w:type="dxa"/>
+              <w:top w:w="160" w:type="dxa"/>
+              <w:bottom w:w="160" w:type="dxa"/>
+              <w:left w:w="200" w:type="dxa"/>
+              <w:right w:w="200" w:type="dxa"/>
             </w:tcMar>
-            <w:vAlign w:val="center"/>
           </w:tcPr>
           <w:p>
             <w:pPr>
-              <w:spacing w:after="0" w:lineRule="auto"/>
+              <w:spacing w:after="80" w:lineRule="auto" w:before="80"/>
               <w:rPr/>
             </w:pPr>
             <w:r>
               <w:rPr>
                 <w:rFonts w:ascii="Arial" w:cs="Arial" w:eastAsia="Arial" w:hAnsi="Arial"/>
-                <w:b w:val="1"/>
+                <w:b/>
                 <w:bCs w:val="1"/>
-                <w:color w:val="ffffff"/>
+                <w:color w:val="FFFFFF"/>
                 <w:sz w:val="18"/>
                 <w:szCs w:val="18"/>
                 <w:rtl w:val="0"/>
@@ -276,6 +280,8 @@
             </w:r>
             <w:r>
               <w:rPr>
+                <w:b/>
+                <w:color w:val="FFFFFF"/>
                 <w:rtl w:val="0"/>
               </w:rPr>
             </w:r>
@@ -283,26 +289,26 @@
         </w:tc>
         <w:tc>
           <w:tcPr>
-            <w:shd w:fill="0a0e14" w:val="clear"/>
+            <w:vAlign w:val="center"/>
+            <w:shd w:fill="0F172A"/>
             <w:tcMar>
-              <w:top w:w="70.0" w:type="dxa"/>
-              <w:left w:w="110.0" w:type="dxa"/>
-              <w:bottom w:w="70.0" w:type="dxa"/>
-              <w:right w:w="110.0" w:type="dxa"/>
+              <w:top w:w="160" w:type="dxa"/>
+              <w:bottom w:w="160" w:type="dxa"/>
+              <w:left w:w="200" w:type="dxa"/>
+              <w:right w:w="200" w:type="dxa"/>
             </w:tcMar>
-            <w:vAlign w:val="center"/>
           </w:tcPr>
           <w:p>
             <w:pPr>
-              <w:spacing w:after="0" w:lineRule="auto"/>
+              <w:spacing w:after="80" w:lineRule="auto" w:before="80"/>
               <w:rPr/>
             </w:pPr>
             <w:r>
               <w:rPr>
                 <w:rFonts w:ascii="Arial" w:cs="Arial" w:eastAsia="Arial" w:hAnsi="Arial"/>
-                <w:b w:val="1"/>
+                <w:b/>
                 <w:bCs w:val="1"/>
-                <w:color w:val="ffffff"/>
+                <w:color w:val="FFFFFF"/>
                 <w:sz w:val="18"/>
                 <w:szCs w:val="18"/>
                 <w:rtl w:val="0"/>
@@ -311,6 +317,8 @@
             </w:r>
             <w:r>
               <w:rPr>
+                <w:b/>
+                <w:color w:val="FFFFFF"/>
                 <w:rtl w:val="0"/>
               </w:rPr>
             </w:r>
@@ -470,14 +478,14 @@
         </w:trPr>
         <w:tc>
           <w:tcPr>
-            <w:shd w:fill="f2f5f9" w:val="clear"/>
+            <w:vAlign w:val="center"/>
+            <w:shd w:fill="F8FAFC"/>
             <w:tcMar>
-              <w:top w:w="70.0" w:type="dxa"/>
-              <w:left w:w="110.0" w:type="dxa"/>
-              <w:bottom w:w="70.0" w:type="dxa"/>
-              <w:right w:w="110.0" w:type="dxa"/>
+              <w:top w:w="100" w:type="dxa"/>
+              <w:bottom w:w="100" w:type="dxa"/>
+              <w:left w:w="140" w:type="dxa"/>
+              <w:right w:w="140" w:type="dxa"/>
             </w:tcMar>
-            <w:vAlign w:val="center"/>
           </w:tcPr>
           <w:p>
             <w:pPr>
@@ -505,14 +513,14 @@
         </w:tc>
         <w:tc>
           <w:tcPr>
-            <w:shd w:fill="f2f5f9" w:val="clear"/>
+            <w:vAlign w:val="center"/>
+            <w:shd w:fill="F8FAFC"/>
             <w:tcMar>
-              <w:top w:w="70.0" w:type="dxa"/>
-              <w:left w:w="110.0" w:type="dxa"/>
-              <w:bottom w:w="70.0" w:type="dxa"/>
-              <w:right w:w="110.0" w:type="dxa"/>
+              <w:top w:w="100" w:type="dxa"/>
+              <w:bottom w:w="100" w:type="dxa"/>
+              <w:left w:w="140" w:type="dxa"/>
+              <w:right w:w="140" w:type="dxa"/>
             </w:tcMar>
-            <w:vAlign w:val="center"/>
           </w:tcPr>
           <w:p>
             <w:pPr>
@@ -540,14 +548,14 @@
         </w:tc>
         <w:tc>
           <w:tcPr>
-            <w:shd w:fill="f2f5f9" w:val="clear"/>
+            <w:vAlign w:val="center"/>
+            <w:shd w:fill="F8FAFC"/>
             <w:tcMar>
-              <w:top w:w="70.0" w:type="dxa"/>
-              <w:left w:w="110.0" w:type="dxa"/>
-              <w:bottom w:w="70.0" w:type="dxa"/>
-              <w:right w:w="110.0" w:type="dxa"/>
+              <w:top w:w="100" w:type="dxa"/>
+              <w:bottom w:w="100" w:type="dxa"/>
+              <w:left w:w="140" w:type="dxa"/>
+              <w:right w:w="140" w:type="dxa"/>
             </w:tcMar>
-            <w:vAlign w:val="center"/>
           </w:tcPr>
           <w:p>
             <w:pPr>
@@ -575,14 +583,14 @@
         </w:tc>
         <w:tc>
           <w:tcPr>
-            <w:shd w:fill="f2f5f9" w:val="clear"/>
+            <w:vAlign w:val="center"/>
+            <w:shd w:fill="F8FAFC"/>
             <w:tcMar>
-              <w:top w:w="70.0" w:type="dxa"/>
-              <w:left w:w="110.0" w:type="dxa"/>
-              <w:bottom w:w="70.0" w:type="dxa"/>
-              <w:right w:w="110.0" w:type="dxa"/>
+              <w:top w:w="100" w:type="dxa"/>
+              <w:bottom w:w="100" w:type="dxa"/>
+              <w:left w:w="140" w:type="dxa"/>
+              <w:right w:w="140" w:type="dxa"/>
             </w:tcMar>
-            <w:vAlign w:val="center"/>
           </w:tcPr>
           <w:p>
             <w:pPr>
@@ -762,14 +770,14 @@
         </w:trPr>
         <w:tc>
           <w:tcPr>
-            <w:shd w:fill="f2f5f9" w:val="clear"/>
+            <w:vAlign w:val="center"/>
+            <w:shd w:fill="F8FAFC"/>
             <w:tcMar>
-              <w:top w:w="70.0" w:type="dxa"/>
-              <w:left w:w="110.0" w:type="dxa"/>
-              <w:bottom w:w="70.0" w:type="dxa"/>
-              <w:right w:w="110.0" w:type="dxa"/>
+              <w:top w:w="100" w:type="dxa"/>
+              <w:bottom w:w="100" w:type="dxa"/>
+              <w:left w:w="140" w:type="dxa"/>
+              <w:right w:w="140" w:type="dxa"/>
             </w:tcMar>
-            <w:vAlign w:val="center"/>
           </w:tcPr>
           <w:p>
             <w:pPr>
@@ -797,14 +805,14 @@
         </w:tc>
         <w:tc>
           <w:tcPr>
-            <w:shd w:fill="f2f5f9" w:val="clear"/>
+            <w:vAlign w:val="center"/>
+            <w:shd w:fill="F8FAFC"/>
             <w:tcMar>
-              <w:top w:w="70.0" w:type="dxa"/>
-              <w:left w:w="110.0" w:type="dxa"/>
-              <w:bottom w:w="70.0" w:type="dxa"/>
-              <w:right w:w="110.0" w:type="dxa"/>
+              <w:top w:w="100" w:type="dxa"/>
+              <w:bottom w:w="100" w:type="dxa"/>
+              <w:left w:w="140" w:type="dxa"/>
+              <w:right w:w="140" w:type="dxa"/>
             </w:tcMar>
-            <w:vAlign w:val="center"/>
           </w:tcPr>
           <w:p>
             <w:pPr>
@@ -832,14 +840,14 @@
         </w:tc>
         <w:tc>
           <w:tcPr>
-            <w:shd w:fill="f2f5f9" w:val="clear"/>
+            <w:vAlign w:val="center"/>
+            <w:shd w:fill="F8FAFC"/>
             <w:tcMar>
-              <w:top w:w="70.0" w:type="dxa"/>
-              <w:left w:w="110.0" w:type="dxa"/>
-              <w:bottom w:w="70.0" w:type="dxa"/>
-              <w:right w:w="110.0" w:type="dxa"/>
+              <w:top w:w="100" w:type="dxa"/>
+              <w:bottom w:w="100" w:type="dxa"/>
+              <w:left w:w="140" w:type="dxa"/>
+              <w:right w:w="140" w:type="dxa"/>
             </w:tcMar>
-            <w:vAlign w:val="center"/>
           </w:tcPr>
           <w:p>
             <w:pPr>
@@ -867,14 +875,14 @@
         </w:tc>
         <w:tc>
           <w:tcPr>
-            <w:shd w:fill="f2f5f9" w:val="clear"/>
+            <w:vAlign w:val="center"/>
+            <w:shd w:fill="F8FAFC"/>
             <w:tcMar>
-              <w:top w:w="70.0" w:type="dxa"/>
-              <w:left w:w="110.0" w:type="dxa"/>
-              <w:bottom w:w="70.0" w:type="dxa"/>
-              <w:right w:w="110.0" w:type="dxa"/>
+              <w:top w:w="100" w:type="dxa"/>
+              <w:bottom w:w="100" w:type="dxa"/>
+              <w:left w:w="140" w:type="dxa"/>
+              <w:right w:w="140" w:type="dxa"/>
             </w:tcMar>
-            <w:vAlign w:val="center"/>
           </w:tcPr>
           <w:p>
             <w:pPr>
@@ -1054,14 +1062,14 @@
         </w:trPr>
         <w:tc>
           <w:tcPr>
-            <w:shd w:fill="f2f5f9" w:val="clear"/>
+            <w:vAlign w:val="center"/>
+            <w:shd w:fill="F8FAFC"/>
             <w:tcMar>
-              <w:top w:w="70.0" w:type="dxa"/>
-              <w:left w:w="110.0" w:type="dxa"/>
-              <w:bottom w:w="70.0" w:type="dxa"/>
-              <w:right w:w="110.0" w:type="dxa"/>
+              <w:top w:w="100" w:type="dxa"/>
+              <w:bottom w:w="100" w:type="dxa"/>
+              <w:left w:w="140" w:type="dxa"/>
+              <w:right w:w="140" w:type="dxa"/>
             </w:tcMar>
-            <w:vAlign w:val="center"/>
           </w:tcPr>
           <w:p>
             <w:pPr>
@@ -1089,14 +1097,14 @@
         </w:tc>
         <w:tc>
           <w:tcPr>
-            <w:shd w:fill="f2f5f9" w:val="clear"/>
+            <w:vAlign w:val="center"/>
+            <w:shd w:fill="F8FAFC"/>
             <w:tcMar>
-              <w:top w:w="70.0" w:type="dxa"/>
-              <w:left w:w="110.0" w:type="dxa"/>
-              <w:bottom w:w="70.0" w:type="dxa"/>
-              <w:right w:w="110.0" w:type="dxa"/>
+              <w:top w:w="100" w:type="dxa"/>
+              <w:bottom w:w="100" w:type="dxa"/>
+              <w:left w:w="140" w:type="dxa"/>
+              <w:right w:w="140" w:type="dxa"/>
             </w:tcMar>
-            <w:vAlign w:val="center"/>
           </w:tcPr>
           <w:p>
             <w:pPr>
@@ -1124,14 +1132,14 @@
         </w:tc>
         <w:tc>
           <w:tcPr>
-            <w:shd w:fill="f2f5f9" w:val="clear"/>
+            <w:vAlign w:val="center"/>
+            <w:shd w:fill="F8FAFC"/>
             <w:tcMar>
-              <w:top w:w="70.0" w:type="dxa"/>
-              <w:left w:w="110.0" w:type="dxa"/>
-              <w:bottom w:w="70.0" w:type="dxa"/>
-              <w:right w:w="110.0" w:type="dxa"/>
+              <w:top w:w="100" w:type="dxa"/>
+              <w:bottom w:w="100" w:type="dxa"/>
+              <w:left w:w="140" w:type="dxa"/>
+              <w:right w:w="140" w:type="dxa"/>
             </w:tcMar>
-            <w:vAlign w:val="center"/>
           </w:tcPr>
           <w:p>
             <w:pPr>
@@ -1159,14 +1167,14 @@
         </w:tc>
         <w:tc>
           <w:tcPr>
-            <w:shd w:fill="f2f5f9" w:val="clear"/>
+            <w:vAlign w:val="center"/>
+            <w:shd w:fill="F8FAFC"/>
             <w:tcMar>
-              <w:top w:w="70.0" w:type="dxa"/>
-              <w:left w:w="110.0" w:type="dxa"/>
-              <w:bottom w:w="70.0" w:type="dxa"/>
-              <w:right w:w="110.0" w:type="dxa"/>
+              <w:top w:w="100" w:type="dxa"/>
+              <w:bottom w:w="100" w:type="dxa"/>
+              <w:left w:w="140" w:type="dxa"/>
+              <w:right w:w="140" w:type="dxa"/>
             </w:tcMar>
-            <w:vAlign w:val="center"/>
           </w:tcPr>
           <w:p>
             <w:pPr>
@@ -1432,25 +1440,25 @@
         </w:trPr>
         <w:tc>
           <w:tcPr>
-            <w:shd w:fill="0a0e14" w:val="clear"/>
+            <w:shd w:fill="0F172A"/>
             <w:tcMar>
-              <w:top w:w="90.0" w:type="dxa"/>
-              <w:left w:w="160.0" w:type="dxa"/>
-              <w:bottom w:w="90.0" w:type="dxa"/>
-              <w:right w:w="160.0" w:type="dxa"/>
+              <w:top w:w="160" w:type="dxa"/>
+              <w:bottom w:w="160" w:type="dxa"/>
+              <w:left w:w="200" w:type="dxa"/>
+              <w:right w:w="200" w:type="dxa"/>
             </w:tcMar>
           </w:tcPr>
           <w:p>
             <w:pPr>
-              <w:spacing w:after="20" w:lineRule="auto"/>
+              <w:spacing w:after="80" w:lineRule="auto" w:before="80"/>
               <w:rPr/>
             </w:pPr>
             <w:r>
               <w:rPr>
                 <w:rFonts w:ascii="Arial Unicode MS" w:cs="Arial Unicode MS" w:eastAsia="Arial Unicode MS" w:hAnsi="Arial Unicode MS"/>
-                <w:b w:val="1"/>
+                <w:b/>
                 <w:bCs w:val="1"/>
-                <w:color w:val="9fb3c8"/>
+                <w:color w:val="FFFFFF"/>
                 <w:sz w:val="15"/>
                 <w:szCs w:val="15"/>
                 <w:rtl w:val="0"/>
@@ -1459,21 +1467,23 @@
             </w:r>
             <w:r>
               <w:rPr>
-                <w:rtl w:val="0"/>
-              </w:rPr>
-            </w:r>
-          </w:p>
-          <w:p>
-            <w:pPr>
-              <w:spacing w:after="0" w:lineRule="auto"/>
+                <w:b/>
+                <w:color w:val="FFFFFF"/>
+                <w:rtl w:val="0"/>
+              </w:rPr>
+            </w:r>
+          </w:p>
+          <w:p>
+            <w:pPr>
+              <w:spacing w:after="80" w:lineRule="auto" w:before="80"/>
               <w:rPr/>
             </w:pPr>
             <w:r>
               <w:rPr>
                 <w:rFonts w:ascii="Arial" w:cs="Arial" w:eastAsia="Arial" w:hAnsi="Arial"/>
-                <w:b w:val="1"/>
+                <w:b/>
                 <w:bCs w:val="1"/>
-                <w:color w:val="ffffff"/>
+                <w:color w:val="FFFFFF"/>
                 <w:sz w:val="24"/>
                 <w:szCs w:val="24"/>
                 <w:rtl w:val="0"/>
@@ -1482,6 +1492,8 @@
             </w:r>
             <w:r>
               <w:rPr>
+                <w:b/>
+                <w:color w:val="FFFFFF"/>
                 <w:rtl w:val="0"/>
               </w:rPr>
             </w:r>
@@ -1582,12 +1594,12 @@
               <w:bottom w:color="d9e8e0" w:space="0" w:sz="4" w:val="single"/>
               <w:right w:color="d9e8e0" w:space="0" w:sz="4" w:val="single"/>
             </w:tcBorders>
-            <w:shd w:fill="f0faf5" w:val="clear"/>
+            <w:shd w:fill="ECFDF5"/>
             <w:tcMar>
-              <w:top w:w="120.0" w:type="dxa"/>
-              <w:left w:w="180.0" w:type="dxa"/>
-              <w:bottom w:w="120.0" w:type="dxa"/>
-              <w:right w:w="180.0" w:type="dxa"/>
+              <w:top w:w="160" w:type="dxa"/>
+              <w:bottom w:w="160" w:type="dxa"/>
+              <w:left w:w="200" w:type="dxa"/>
+              <w:right w:w="200" w:type="dxa"/>
             </w:tcMar>
           </w:tcPr>
           <w:p>
@@ -1598,9 +1610,9 @@
             <w:r>
               <w:rPr>
                 <w:rFonts w:ascii="Arial" w:cs="Arial" w:eastAsia="Arial" w:hAnsi="Arial"/>
-                <w:b w:val="1"/>
+                <w:b/>
                 <w:bCs w:val="1"/>
-                <w:color w:val="0e8a5f"/>
+                <w:color w:val="064E3B"/>
                 <w:sz w:val="18"/>
                 <w:szCs w:val="18"/>
                 <w:rtl w:val="0"/>
@@ -1808,25 +1820,25 @@
         </w:trPr>
         <w:tc>
           <w:tcPr>
-            <w:shd w:fill="0a0e14" w:val="clear"/>
+            <w:shd w:fill="0F172A"/>
             <w:tcMar>
-              <w:top w:w="90.0" w:type="dxa"/>
-              <w:left w:w="160.0" w:type="dxa"/>
-              <w:bottom w:w="90.0" w:type="dxa"/>
-              <w:right w:w="160.0" w:type="dxa"/>
+              <w:top w:w="160" w:type="dxa"/>
+              <w:bottom w:w="160" w:type="dxa"/>
+              <w:left w:w="200" w:type="dxa"/>
+              <w:right w:w="200" w:type="dxa"/>
             </w:tcMar>
           </w:tcPr>
           <w:p>
             <w:pPr>
-              <w:spacing w:after="20" w:lineRule="auto"/>
+              <w:spacing w:after="80" w:lineRule="auto" w:before="80"/>
               <w:rPr/>
             </w:pPr>
             <w:r>
               <w:rPr>
                 <w:rFonts w:ascii="Arial Unicode MS" w:cs="Arial Unicode MS" w:eastAsia="Arial Unicode MS" w:hAnsi="Arial Unicode MS"/>
-                <w:b w:val="1"/>
+                <w:b/>
                 <w:bCs w:val="1"/>
-                <w:color w:val="9fb3c8"/>
+                <w:color w:val="FFFFFF"/>
                 <w:sz w:val="15"/>
                 <w:szCs w:val="15"/>
                 <w:rtl w:val="0"/>
@@ -1835,21 +1847,23 @@
             </w:r>
             <w:r>
               <w:rPr>
-                <w:rtl w:val="0"/>
-              </w:rPr>
-            </w:r>
-          </w:p>
-          <w:p>
-            <w:pPr>
-              <w:spacing w:after="0" w:lineRule="auto"/>
+                <w:b/>
+                <w:color w:val="FFFFFF"/>
+                <w:rtl w:val="0"/>
+              </w:rPr>
+            </w:r>
+          </w:p>
+          <w:p>
+            <w:pPr>
+              <w:spacing w:after="80" w:lineRule="auto" w:before="80"/>
               <w:rPr/>
             </w:pPr>
             <w:r>
               <w:rPr>
                 <w:rFonts w:ascii="Arial" w:cs="Arial" w:eastAsia="Arial" w:hAnsi="Arial"/>
-                <w:b w:val="1"/>
+                <w:b/>
                 <w:bCs w:val="1"/>
-                <w:color w:val="ffffff"/>
+                <w:color w:val="FFFFFF"/>
                 <w:sz w:val="24"/>
                 <w:szCs w:val="24"/>
                 <w:rtl w:val="0"/>
@@ -1858,6 +1872,8 @@
             </w:r>
             <w:r>
               <w:rPr>
+                <w:b/>
+                <w:color w:val="FFFFFF"/>
                 <w:rtl w:val="0"/>
               </w:rPr>
             </w:r>
@@ -2294,25 +2310,25 @@
         </w:trPr>
         <w:tc>
           <w:tcPr>
-            <w:shd w:fill="0a0e14" w:val="clear"/>
+            <w:shd w:fill="0F172A"/>
             <w:tcMar>
-              <w:top w:w="90.0" w:type="dxa"/>
-              <w:left w:w="160.0" w:type="dxa"/>
-              <w:bottom w:w="90.0" w:type="dxa"/>
-              <w:right w:w="160.0" w:type="dxa"/>
+              <w:top w:w="160" w:type="dxa"/>
+              <w:bottom w:w="160" w:type="dxa"/>
+              <w:left w:w="200" w:type="dxa"/>
+              <w:right w:w="200" w:type="dxa"/>
             </w:tcMar>
           </w:tcPr>
           <w:p>
             <w:pPr>
-              <w:spacing w:after="20" w:lineRule="auto"/>
+              <w:spacing w:after="80" w:lineRule="auto" w:before="80"/>
               <w:rPr/>
             </w:pPr>
             <w:r>
               <w:rPr>
                 <w:rFonts w:ascii="Arial Unicode MS" w:cs="Arial Unicode MS" w:eastAsia="Arial Unicode MS" w:hAnsi="Arial Unicode MS"/>
-                <w:b w:val="1"/>
+                <w:b/>
                 <w:bCs w:val="1"/>
-                <w:color w:val="9fb3c8"/>
+                <w:color w:val="FFFFFF"/>
                 <w:sz w:val="15"/>
                 <w:szCs w:val="15"/>
                 <w:rtl w:val="0"/>
@@ -2321,21 +2337,23 @@
             </w:r>
             <w:r>
               <w:rPr>
-                <w:rtl w:val="0"/>
-              </w:rPr>
-            </w:r>
-          </w:p>
-          <w:p>
-            <w:pPr>
-              <w:spacing w:after="0" w:lineRule="auto"/>
+                <w:b/>
+                <w:color w:val="FFFFFF"/>
+                <w:rtl w:val="0"/>
+              </w:rPr>
+            </w:r>
+          </w:p>
+          <w:p>
+            <w:pPr>
+              <w:spacing w:after="80" w:lineRule="auto" w:before="80"/>
               <w:rPr/>
             </w:pPr>
             <w:r>
               <w:rPr>
                 <w:rFonts w:ascii="Arial" w:cs="Arial" w:eastAsia="Arial" w:hAnsi="Arial"/>
-                <w:b w:val="1"/>
+                <w:b/>
                 <w:bCs w:val="1"/>
-                <w:color w:val="ffffff"/>
+                <w:color w:val="FFFFFF"/>
                 <w:sz w:val="24"/>
                 <w:szCs w:val="24"/>
                 <w:rtl w:val="0"/>
@@ -2344,6 +2362,8 @@
             </w:r>
             <w:r>
               <w:rPr>
+                <w:b/>
+                <w:color w:val="FFFFFF"/>
                 <w:rtl w:val="0"/>
               </w:rPr>
             </w:r>
@@ -3227,12 +3247,12 @@
               <w:bottom w:color="d9e8e0" w:space="0" w:sz="4" w:val="single"/>
               <w:right w:color="d9e8e0" w:space="0" w:sz="4" w:val="single"/>
             </w:tcBorders>
-            <w:shd w:fill="f0faf5" w:val="clear"/>
+            <w:shd w:fill="ECFDF5"/>
             <w:tcMar>
-              <w:top w:w="120.0" w:type="dxa"/>
-              <w:left w:w="180.0" w:type="dxa"/>
-              <w:bottom w:w="120.0" w:type="dxa"/>
-              <w:right w:w="180.0" w:type="dxa"/>
+              <w:top w:w="160" w:type="dxa"/>
+              <w:bottom w:w="160" w:type="dxa"/>
+              <w:left w:w="200" w:type="dxa"/>
+              <w:right w:w="200" w:type="dxa"/>
             </w:tcMar>
           </w:tcPr>
           <w:p>
@@ -3243,9 +3263,9 @@
             <w:r>
               <w:rPr>
                 <w:rFonts w:ascii="Arial" w:cs="Arial" w:eastAsia="Arial" w:hAnsi="Arial"/>
-                <w:b w:val="1"/>
+                <w:b/>
                 <w:bCs w:val="1"/>
-                <w:color w:val="0e8a5f"/>
+                <w:color w:val="064E3B"/>
                 <w:sz w:val="18"/>
                 <w:szCs w:val="18"/>
                 <w:rtl w:val="0"/>
@@ -3443,25 +3463,25 @@
         </w:trPr>
         <w:tc>
           <w:tcPr>
-            <w:shd w:fill="0a0e14" w:val="clear"/>
+            <w:shd w:fill="0F172A"/>
             <w:tcMar>
-              <w:top w:w="90.0" w:type="dxa"/>
-              <w:left w:w="160.0" w:type="dxa"/>
-              <w:bottom w:w="90.0" w:type="dxa"/>
-              <w:right w:w="160.0" w:type="dxa"/>
+              <w:top w:w="160" w:type="dxa"/>
+              <w:bottom w:w="160" w:type="dxa"/>
+              <w:left w:w="200" w:type="dxa"/>
+              <w:right w:w="200" w:type="dxa"/>
             </w:tcMar>
           </w:tcPr>
           <w:p>
             <w:pPr>
-              <w:spacing w:after="20" w:lineRule="auto"/>
+              <w:spacing w:after="80" w:lineRule="auto" w:before="80"/>
               <w:rPr/>
             </w:pPr>
             <w:r>
               <w:rPr>
                 <w:rFonts w:ascii="Arial Unicode MS" w:cs="Arial Unicode MS" w:eastAsia="Arial Unicode MS" w:hAnsi="Arial Unicode MS"/>
-                <w:b w:val="1"/>
+                <w:b/>
                 <w:bCs w:val="1"/>
-                <w:color w:val="9fb3c8"/>
+                <w:color w:val="FFFFFF"/>
                 <w:sz w:val="15"/>
                 <w:szCs w:val="15"/>
                 <w:rtl w:val="0"/>
@@ -3470,21 +3490,23 @@
             </w:r>
             <w:r>
               <w:rPr>
-                <w:rtl w:val="0"/>
-              </w:rPr>
-            </w:r>
-          </w:p>
-          <w:p>
-            <w:pPr>
-              <w:spacing w:after="0" w:lineRule="auto"/>
+                <w:b/>
+                <w:color w:val="FFFFFF"/>
+                <w:rtl w:val="0"/>
+              </w:rPr>
+            </w:r>
+          </w:p>
+          <w:p>
+            <w:pPr>
+              <w:spacing w:after="80" w:lineRule="auto" w:before="80"/>
               <w:rPr/>
             </w:pPr>
             <w:r>
               <w:rPr>
                 <w:rFonts w:ascii="Arial" w:cs="Arial" w:eastAsia="Arial" w:hAnsi="Arial"/>
-                <w:b w:val="1"/>
+                <w:b/>
                 <w:bCs w:val="1"/>
-                <w:color w:val="ffffff"/>
+                <w:color w:val="FFFFFF"/>
                 <w:sz w:val="24"/>
                 <w:szCs w:val="24"/>
                 <w:rtl w:val="0"/>
@@ -3493,6 +3515,8 @@
             </w:r>
             <w:r>
               <w:rPr>
+                <w:b/>
+                <w:color w:val="FFFFFF"/>
                 <w:rtl w:val="0"/>
               </w:rPr>
             </w:r>
@@ -4414,25 +4438,25 @@
         </w:trPr>
         <w:tc>
           <w:tcPr>
-            <w:shd w:fill="0a0e14" w:val="clear"/>
+            <w:shd w:fill="0F172A"/>
             <w:tcMar>
-              <w:top w:w="90.0" w:type="dxa"/>
-              <w:left w:w="160.0" w:type="dxa"/>
-              <w:bottom w:w="90.0" w:type="dxa"/>
-              <w:right w:w="160.0" w:type="dxa"/>
+              <w:top w:w="160" w:type="dxa"/>
+              <w:bottom w:w="160" w:type="dxa"/>
+              <w:left w:w="200" w:type="dxa"/>
+              <w:right w:w="200" w:type="dxa"/>
             </w:tcMar>
           </w:tcPr>
           <w:p>
             <w:pPr>
-              <w:spacing w:after="20" w:lineRule="auto"/>
+              <w:spacing w:after="80" w:lineRule="auto" w:before="80"/>
               <w:rPr/>
             </w:pPr>
             <w:r>
               <w:rPr>
                 <w:rFonts w:ascii="Arial Unicode MS" w:cs="Arial Unicode MS" w:eastAsia="Arial Unicode MS" w:hAnsi="Arial Unicode MS"/>
-                <w:b w:val="1"/>
+                <w:b/>
                 <w:bCs w:val="1"/>
-                <w:color w:val="9fb3c8"/>
+                <w:color w:val="FFFFFF"/>
                 <w:sz w:val="15"/>
                 <w:szCs w:val="15"/>
                 <w:rtl w:val="0"/>
@@ -4441,21 +4465,23 @@
             </w:r>
             <w:r>
               <w:rPr>
-                <w:rtl w:val="0"/>
-              </w:rPr>
-            </w:r>
-          </w:p>
-          <w:p>
-            <w:pPr>
-              <w:spacing w:after="0" w:lineRule="auto"/>
+                <w:b/>
+                <w:color w:val="FFFFFF"/>
+                <w:rtl w:val="0"/>
+              </w:rPr>
+            </w:r>
+          </w:p>
+          <w:p>
+            <w:pPr>
+              <w:spacing w:after="80" w:lineRule="auto" w:before="80"/>
               <w:rPr/>
             </w:pPr>
             <w:r>
               <w:rPr>
                 <w:rFonts w:ascii="Arial" w:cs="Arial" w:eastAsia="Arial" w:hAnsi="Arial"/>
-                <w:b w:val="1"/>
+                <w:b/>
                 <w:bCs w:val="1"/>
-                <w:color w:val="ffffff"/>
+                <w:color w:val="FFFFFF"/>
                 <w:sz w:val="24"/>
                 <w:szCs w:val="24"/>
                 <w:rtl w:val="0"/>
@@ -4464,6 +4490,8 @@
             </w:r>
             <w:r>
               <w:rPr>
+                <w:b/>
+                <w:color w:val="FFFFFF"/>
                 <w:rtl w:val="0"/>
               </w:rPr>
             </w:r>
@@ -4755,25 +4783,25 @@
         </w:trPr>
         <w:tc>
           <w:tcPr>
-            <w:shd w:fill="0a0e14" w:val="clear"/>
+            <w:shd w:fill="0F172A"/>
             <w:tcMar>
-              <w:top w:w="90.0" w:type="dxa"/>
-              <w:left w:w="160.0" w:type="dxa"/>
-              <w:bottom w:w="90.0" w:type="dxa"/>
-              <w:right w:w="160.0" w:type="dxa"/>
+              <w:top w:w="160" w:type="dxa"/>
+              <w:bottom w:w="160" w:type="dxa"/>
+              <w:left w:w="200" w:type="dxa"/>
+              <w:right w:w="200" w:type="dxa"/>
             </w:tcMar>
           </w:tcPr>
           <w:p>
             <w:pPr>
-              <w:spacing w:after="20" w:lineRule="auto"/>
+              <w:spacing w:after="80" w:lineRule="auto" w:before="80"/>
               <w:rPr/>
             </w:pPr>
             <w:r>
               <w:rPr>
                 <w:rFonts w:ascii="Arial Unicode MS" w:cs="Arial Unicode MS" w:eastAsia="Arial Unicode MS" w:hAnsi="Arial Unicode MS"/>
-                <w:b w:val="1"/>
+                <w:b/>
                 <w:bCs w:val="1"/>
-                <w:color w:val="9fb3c8"/>
+                <w:color w:val="FFFFFF"/>
                 <w:sz w:val="15"/>
                 <w:szCs w:val="15"/>
                 <w:rtl w:val="0"/>
@@ -4782,21 +4810,23 @@
             </w:r>
             <w:r>
               <w:rPr>
-                <w:rtl w:val="0"/>
-              </w:rPr>
-            </w:r>
-          </w:p>
-          <w:p>
-            <w:pPr>
-              <w:spacing w:after="0" w:lineRule="auto"/>
+                <w:b/>
+                <w:color w:val="FFFFFF"/>
+                <w:rtl w:val="0"/>
+              </w:rPr>
+            </w:r>
+          </w:p>
+          <w:p>
+            <w:pPr>
+              <w:spacing w:after="80" w:lineRule="auto" w:before="80"/>
               <w:rPr/>
             </w:pPr>
             <w:r>
               <w:rPr>
                 <w:rFonts w:ascii="Arial" w:cs="Arial" w:eastAsia="Arial" w:hAnsi="Arial"/>
-                <w:b w:val="1"/>
+                <w:b/>
                 <w:bCs w:val="1"/>
-                <w:color w:val="ffffff"/>
+                <w:color w:val="FFFFFF"/>
                 <w:sz w:val="24"/>
                 <w:szCs w:val="24"/>
                 <w:rtl w:val="0"/>
@@ -4805,6 +4835,8 @@
             </w:r>
             <w:r>
               <w:rPr>
+                <w:b/>
+                <w:color w:val="FFFFFF"/>
                 <w:rtl w:val="0"/>
               </w:rPr>
             </w:r>
@@ -5501,12 +5533,12 @@
               <w:bottom w:color="d9e8e0" w:space="0" w:sz="4" w:val="single"/>
               <w:right w:color="d9e8e0" w:space="0" w:sz="4" w:val="single"/>
             </w:tcBorders>
-            <w:shd w:fill="f0faf5" w:val="clear"/>
+            <w:shd w:fill="ECFDF5"/>
             <w:tcMar>
-              <w:top w:w="120.0" w:type="dxa"/>
-              <w:left w:w="180.0" w:type="dxa"/>
-              <w:bottom w:w="120.0" w:type="dxa"/>
-              <w:right w:w="180.0" w:type="dxa"/>
+              <w:top w:w="160" w:type="dxa"/>
+              <w:bottom w:w="160" w:type="dxa"/>
+              <w:left w:w="200" w:type="dxa"/>
+              <w:right w:w="200" w:type="dxa"/>
             </w:tcMar>
           </w:tcPr>
           <w:p>
@@ -5517,9 +5549,9 @@
             <w:r>
               <w:rPr>
                 <w:rFonts w:ascii="Arial" w:cs="Arial" w:eastAsia="Arial" w:hAnsi="Arial"/>
-                <w:b w:val="1"/>
+                <w:b/>
                 <w:bCs w:val="1"/>
-                <w:color w:val="0e8a5f"/>
+                <w:color w:val="064E3B"/>
                 <w:sz w:val="18"/>
                 <w:szCs w:val="18"/>
                 <w:rtl w:val="0"/>
@@ -5696,25 +5728,25 @@
         </w:trPr>
         <w:tc>
           <w:tcPr>
-            <w:shd w:fill="0a0e14" w:val="clear"/>
+            <w:shd w:fill="0F172A"/>
             <w:tcMar>
-              <w:top w:w="90.0" w:type="dxa"/>
-              <w:left w:w="160.0" w:type="dxa"/>
-              <w:bottom w:w="90.0" w:type="dxa"/>
-              <w:right w:w="160.0" w:type="dxa"/>
+              <w:top w:w="160" w:type="dxa"/>
+              <w:bottom w:w="160" w:type="dxa"/>
+              <w:left w:w="200" w:type="dxa"/>
+              <w:right w:w="200" w:type="dxa"/>
             </w:tcMar>
           </w:tcPr>
           <w:p>
             <w:pPr>
-              <w:spacing w:after="20" w:lineRule="auto"/>
+              <w:spacing w:after="80" w:lineRule="auto" w:before="80"/>
               <w:rPr/>
             </w:pPr>
             <w:r>
               <w:rPr>
                 <w:rFonts w:ascii="Arial Unicode MS" w:cs="Arial Unicode MS" w:eastAsia="Arial Unicode MS" w:hAnsi="Arial Unicode MS"/>
-                <w:b w:val="1"/>
+                <w:b/>
                 <w:bCs w:val="1"/>
-                <w:color w:val="9fb3c8"/>
+                <w:color w:val="FFFFFF"/>
                 <w:sz w:val="15"/>
                 <w:szCs w:val="15"/>
                 <w:rtl w:val="0"/>
@@ -5723,21 +5755,23 @@
             </w:r>
             <w:r>
               <w:rPr>
-                <w:rtl w:val="0"/>
-              </w:rPr>
-            </w:r>
-          </w:p>
-          <w:p>
-            <w:pPr>
-              <w:spacing w:after="0" w:lineRule="auto"/>
+                <w:b/>
+                <w:color w:val="FFFFFF"/>
+                <w:rtl w:val="0"/>
+              </w:rPr>
+            </w:r>
+          </w:p>
+          <w:p>
+            <w:pPr>
+              <w:spacing w:after="80" w:lineRule="auto" w:before="80"/>
               <w:rPr/>
             </w:pPr>
             <w:r>
               <w:rPr>
                 <w:rFonts w:ascii="Arial" w:cs="Arial" w:eastAsia="Arial" w:hAnsi="Arial"/>
-                <w:b w:val="1"/>
+                <w:b/>
                 <w:bCs w:val="1"/>
-                <w:color w:val="ffffff"/>
+                <w:color w:val="FFFFFF"/>
                 <w:sz w:val="24"/>
                 <w:szCs w:val="24"/>
                 <w:rtl w:val="0"/>
@@ -5746,6 +5780,8 @@
             </w:r>
             <w:r>
               <w:rPr>
+                <w:b/>
+                <w:color w:val="FFFFFF"/>
                 <w:rtl w:val="0"/>
               </w:rPr>
             </w:r>
